--- a/Modelos/AP/FDMS/Memorando_aprovacao_ch_fora_jornada_FDMS.docx
+++ b/Modelos/AP/FDMS/Memorando_aprovacao_ch_fora_jornada_FDMS.docx
@@ -14,7 +14,7 @@
           <wp:anchor distT="0" distB="0" distL="114300" distR="114300" simplePos="0" relativeHeight="251658240" behindDoc="0" locked="0" layoutInCell="1" hidden="0" allowOverlap="1">
             <wp:simplePos x="0" y="0"/>
             <wp:positionH relativeFrom="column">
-              <wp:posOffset>-285112</wp:posOffset>
+              <wp:posOffset>-285111</wp:posOffset>
             </wp:positionH>
             <wp:positionV relativeFrom="paragraph">
               <wp:posOffset>283210</wp:posOffset>
@@ -22,7 +22,7 @@
             <wp:extent cx="6082665" cy="815975"/>
             <wp:effectExtent l="0" t="0" r="0" b="0"/>
             <wp:wrapTopAndBottom distT="0" distB="0"/>
-            <wp:docPr id="4" name="image1.png"/>
+            <wp:docPr id="5" name="image1.png"/>
             <wp:cNvGraphicFramePr/>
             <a:graphic xmlns:a="http://schemas.openxmlformats.org/drawingml/2006/main">
               <a:graphicData uri="http://schemas.openxmlformats.org/drawingml/2006/picture">
@@ -80,7 +80,6 @@
         <w:spacing w:after="120" w:line="240" w:lineRule="auto"/>
         <w:jc w:val="right"/>
         <w:rPr>
-          <w:color w:val="FF0000"/>
           <w:sz w:val="20"/>
           <w:szCs w:val="20"/>
         </w:rPr>
@@ -95,7 +94,6 @@
       <w:proofErr w:type="gramStart"/>
       <w:r>
         <w:rPr>
-          <w:color w:val="FF0000"/>
           <w:sz w:val="20"/>
           <w:szCs w:val="20"/>
         </w:rPr>
@@ -104,7 +102,6 @@
       <w:proofErr w:type="spellStart"/>
       <w:r>
         <w:rPr>
-          <w:color w:val="FF0000"/>
           <w:sz w:val="20"/>
           <w:szCs w:val="20"/>
         </w:rPr>
@@ -113,7 +110,6 @@
       <w:proofErr w:type="gramEnd"/>
       <w:r>
         <w:rPr>
-          <w:color w:val="FF0000"/>
           <w:sz w:val="20"/>
           <w:szCs w:val="20"/>
         </w:rPr>
@@ -122,7 +118,6 @@
       <w:proofErr w:type="spellEnd"/>
       <w:r>
         <w:rPr>
-          <w:color w:val="FF0000"/>
           <w:sz w:val="20"/>
           <w:szCs w:val="20"/>
         </w:rPr>
@@ -151,10 +146,7 @@
           <w:sz w:val="20"/>
           <w:szCs w:val="20"/>
         </w:rPr>
-        <w:t xml:space="preserve">Assunto: </w:t>
-      </w:r>
-      <w:r>
-        <w:t>Declaração de carga horária para participar em projeto</w:t>
+        <w:t>Assunto: Declaração de carga horária para participar em projeto</w:t>
       </w:r>
     </w:p>
     <w:p>
@@ -182,14 +174,11 @@
         <w:tab/>
       </w:r>
       <w:r>
-        <w:t>Declaro estar ciente dos limites estabelecidos na res. 089/2022, a fim de participar no projeto abaixo, conforme carga horária e prazos abaixo indicados</w:t>
-      </w:r>
-      <w:r>
         <w:rPr>
           <w:sz w:val="20"/>
           <w:szCs w:val="20"/>
         </w:rPr>
-        <w:t>.</w:t>
+        <w:t>Declaro estar ciente dos limites estabelecidos na res. 089/2022, a fim de participar no projeto abaixo, conforme carga horária e prazos abaixo indicados.</w:t>
       </w:r>
     </w:p>
     <w:p>
@@ -220,7 +209,14 @@
           <w:sz w:val="20"/>
           <w:szCs w:val="20"/>
         </w:rPr>
-        <w:t>“Art. 20. A participação de servidores em projetos executados nos termos desta resolução poderá, conforme o caso, ser exercida</w:t>
+        <w:t>“Art. 20. A participação de servidores em projetos executados nos termos desta resolução poderá, conf</w:t>
+      </w:r>
+      <w:r>
+        <w:rPr>
+          <w:sz w:val="20"/>
+          <w:szCs w:val="20"/>
+        </w:rPr>
+        <w:t>orme o caso, ser exercida</w:t>
       </w:r>
       <w:r>
         <w:rPr>
@@ -295,7 +291,16 @@
           <w:sz w:val="20"/>
           <w:szCs w:val="20"/>
         </w:rPr>
-        <w:t>fora da sua jornada de trabalho</w:t>
+        <w:t>fora da sua jornada de tr</w:t>
+      </w:r>
+      <w:r>
+        <w:rPr>
+          <w:b/>
+          <w:bCs/>
+          <w:sz w:val="20"/>
+          <w:szCs w:val="20"/>
+        </w:rPr>
+        <w:t>abalho</w:t>
       </w:r>
       <w:r>
         <w:rPr>
@@ -379,7 +384,16 @@
           <w:sz w:val="20"/>
           <w:szCs w:val="20"/>
         </w:rPr>
-        <w:t>até 8 (oito) horas semanais dentro da sua jornada de trabalho;</w:t>
+        <w:t>até 8 (oito) horas semanais dentro da sua jornada d</w:t>
+      </w:r>
+      <w:r>
+        <w:rPr>
+          <w:b/>
+          <w:bCs/>
+          <w:sz w:val="20"/>
+          <w:szCs w:val="20"/>
+        </w:rPr>
+        <w:t>e trabalho;</w:t>
       </w:r>
     </w:p>
     <w:p>
@@ -470,7 +484,16 @@
           <w:sz w:val="20"/>
           <w:szCs w:val="20"/>
         </w:rPr>
-        <w:t>a participação remunerada de um servidor docente com dedicação exclusiva é limitada a 8 (oito) horas semanais, dentro ou fora da jornada de trabalho</w:t>
+        <w:t>a participação remunerada de um servidor docente com dedicação exclusiva é limitada a 8 (oito) horas semanais, dentro ou fo</w:t>
+      </w:r>
+      <w:r>
+        <w:rPr>
+          <w:b/>
+          <w:bCs/>
+          <w:sz w:val="20"/>
+          <w:szCs w:val="20"/>
+        </w:rPr>
+        <w:t>ra da jornada de trabalho</w:t>
       </w:r>
       <w:r>
         <w:rPr>
@@ -499,7 +522,16 @@
           <w:sz w:val="20"/>
           <w:szCs w:val="20"/>
         </w:rPr>
-        <w:t>§ 4º Os limites de carga horária de que trata esse artigo serão computados sempre considerando o total de projetos com FUNDAÇÃO DE APOIO dos quais o servidor docente ou técnico-administrativo participa, dentro ou fora da UFSM.</w:t>
+        <w:t>§ 4º Os limites de carga horária de que trata esse artigo serão computados sempre considerando o total de projetos com FUNDAÇÃO DE APOIO dos quais o servidor docente ou técnico-a</w:t>
+      </w:r>
+      <w:r>
+        <w:rPr>
+          <w:b/>
+          <w:bCs/>
+          <w:sz w:val="20"/>
+          <w:szCs w:val="20"/>
+        </w:rPr>
+        <w:t>dministrativo participa, dentro ou fora da UFSM.</w:t>
       </w:r>
     </w:p>
     <w:p>
@@ -551,7 +583,14 @@
           <w:sz w:val="20"/>
           <w:szCs w:val="20"/>
         </w:rPr>
-        <w:t xml:space="preserve"> regulares por conta da participação de servidores em projetos nos termos deste artigo, </w:t>
+        <w:t xml:space="preserve"> regulares por conta da </w:t>
+      </w:r>
+      <w:r>
+        <w:rPr>
+          <w:sz w:val="20"/>
+          <w:szCs w:val="20"/>
+        </w:rPr>
+        <w:t xml:space="preserve">participação de servidores em projetos nos termos deste artigo, </w:t>
       </w:r>
       <w:r>
         <w:rPr>
@@ -567,7 +606,14 @@
           <w:sz w:val="20"/>
           <w:szCs w:val="20"/>
         </w:rPr>
-        <w:t xml:space="preserve"> de participação e/ou na carga horária de participação, sendo que a inobservância as essas determinações configurarão insubordinação nos termos da lei.”</w:t>
+        <w:t xml:space="preserve"> de participação e/ou na carga horária de participação, sendo que a inobservância as essas determinações configurarão insubordinação nos term</w:t>
+      </w:r>
+      <w:r>
+        <w:rPr>
+          <w:sz w:val="20"/>
+          <w:szCs w:val="20"/>
+        </w:rPr>
+        <w:t>os da lei.”</w:t>
       </w:r>
     </w:p>
     <w:p>
@@ -597,7 +643,7 @@
       </w:r>
       <w:proofErr w:type="spellStart"/>
       <w:r>
-        <w:t>nome</w:t>
+        <w:t>titulo</w:t>
       </w:r>
       <w:proofErr w:type="gramEnd"/>
       <w:r>
@@ -693,6 +739,10 @@
           <w:szCs w:val="20"/>
         </w:rPr>
       </w:pPr>
+      <w:bookmarkStart w:id="1" w:name="_heading=h.vtwju44he3o2" w:colFirst="0" w:colLast="0"/>
+      <w:bookmarkStart w:id="2" w:name="_GoBack"/>
+      <w:bookmarkEnd w:id="1"/>
+      <w:bookmarkEnd w:id="2"/>
     </w:p>
     <w:p>
       <w:pPr>
@@ -705,36 +755,24 @@
     <w:p>
       <w:pPr>
         <w:spacing w:after="0" w:line="240" w:lineRule="auto"/>
-        <w:rPr>
-          <w:color w:val="FF0000"/>
-        </w:rPr>
       </w:pPr>
-      <w:bookmarkStart w:id="1" w:name="_heading=h.gjdgxs" w:colFirst="0" w:colLast="0"/>
-      <w:bookmarkEnd w:id="1"/>
+      <w:bookmarkStart w:id="3" w:name="_heading=h.gjdgxs" w:colFirst="0" w:colLast="0"/>
+      <w:bookmarkEnd w:id="3"/>
       <w:r>
         <w:t xml:space="preserve">Prof./TAE: </w:t>
       </w:r>
       <w:proofErr w:type="gramStart"/>
       <w:r>
-        <w:rPr>
-          <w:color w:val="FF0000"/>
-        </w:rPr>
         <w:t>{{ participante</w:t>
       </w:r>
       <w:proofErr w:type="gramEnd"/>
       <w:r>
-        <w:rPr>
-          <w:color w:val="FF0000"/>
-        </w:rPr>
         <w:t xml:space="preserve"> }}</w:t>
       </w:r>
     </w:p>
     <w:p>
       <w:pPr>
         <w:spacing w:after="0" w:line="240" w:lineRule="auto"/>
-        <w:rPr>
-          <w:color w:val="FF0000"/>
-        </w:rPr>
       </w:pPr>
       <w:proofErr w:type="spellStart"/>
       <w:r>
@@ -744,28 +782,19 @@
       <w:r>
         <w:t xml:space="preserve">: </w:t>
       </w:r>
+      <w:proofErr w:type="gramStart"/>
       <w:r>
-        <w:rPr>
-          <w:color w:val="FF0000"/>
-        </w:rPr>
         <w:t xml:space="preserve">{{ </w:t>
       </w:r>
       <w:proofErr w:type="spellStart"/>
       <w:r>
-        <w:rPr>
-          <w:color w:val="FF0000"/>
-        </w:rPr>
         <w:t>siape</w:t>
       </w:r>
       <w:proofErr w:type="spellEnd"/>
+      <w:proofErr w:type="gramEnd"/>
       <w:r>
-        <w:rPr>
-          <w:color w:val="FF0000"/>
-        </w:rPr>
         <w:t xml:space="preserve"> }}</w:t>
       </w:r>
-      <w:bookmarkStart w:id="2" w:name="_GoBack"/>
-      <w:bookmarkEnd w:id="2"/>
     </w:p>
     <w:p>
       <w:pPr>
@@ -1448,6 +1477,17 @@
       </w:tblCellMar>
     </w:tblPr>
   </w:style>
+  <w:style w:type="table" w:customStyle="1" w:styleId="TableNormal2">
+    <w:name w:val="TableNormal"/>
+    <w:tblPr>
+      <w:tblCellMar>
+        <w:top w:w="100" w:type="dxa"/>
+        <w:left w:w="100" w:type="dxa"/>
+        <w:bottom w:w="100" w:type="dxa"/>
+        <w:right w:w="100" w:type="dxa"/>
+      </w:tblCellMar>
+    </w:tblPr>
+  </w:style>
   <w:style w:type="character" w:customStyle="1" w:styleId="Ttulo1Char">
     <w:name w:val="Título 1 Char"/>
     <w:basedOn w:val="Fontepargpadro"/>
@@ -12772,7 +12812,7 @@
       <w:spacing w:after="0"/>
     </w:pPr>
   </w:style>
-  <w:style w:type="table" w:customStyle="1" w:styleId="TableNormal2">
+  <w:style w:type="table" w:customStyle="1" w:styleId="TableNormal3">
     <w:name w:val="Table Normal"/>
     <w:tblPr>
       <w:tblCellMar>
@@ -12784,7 +12824,7 @@
     </w:tblPr>
   </w:style>
   <w:style w:type="table" w:customStyle="1" w:styleId="a">
-    <w:basedOn w:val="TableNormal2"/>
+    <w:basedOn w:val="TableNormal3"/>
     <w:tblPr>
       <w:tblStyleRowBandSize w:val="1"/>
       <w:tblStyleColBandSize w:val="1"/>
@@ -13023,7 +13063,7 @@
 
 <file path=customXml/item1.xml><?xml version="1.0" encoding="utf-8"?>
 <go:gDocsCustomXmlDataStorage xmlns:go="http://customooxmlschemas.google.com/" xmlns:r="http://schemas.openxmlformats.org/officeDocument/2006/relationships" uri="GoogleDocsCustomDataVersion2">
-  <go:docsCustomData xmlns:go="http://customooxmlschemas.google.com/" roundtripDataSignature="AMtx7mizopW4bnM9xIMmO04ALKt/B1UWQQ==">CgMxLjAyDmguOGlkNDNoYXV6dm54MghoLmdqZGd4czgAciExN01TSDk4ZjJaemo5dWlLS0lVTlU5SVVzb0JBTXlmQl8=</go:docsCustomData>
+  <go:docsCustomData xmlns:go="http://customooxmlschemas.google.com/" roundtripDataSignature="AMtx7mientq3yMMwMk77Bzpl4mTYtbCM5Q==">CgMxLjAyDmguOGlkNDNoYXV6dm54Mg5oLnZ0d2p1NDRoZTNvMjIIaC5namRneHM4AHIhMU55TUJGMWdJSFhXSndHd01CeWlsb0ZiV0pvTEpoYWVf</go:docsCustomData>
 </go:gDocsCustomXmlDataStorage>
 </file>
 
